--- a/Writing/letter_to_referees_v1.0.docx
+++ b/Writing/letter_to_referees_v1.0.docx
@@ -1,6 +1,6 @@
 
 <file path=word/document.xml><?xml version="1.0" encoding="utf-8"?>
-<w:document xmlns:wpc="http://schemas.microsoft.com/office/word/2010/wordprocessingCanvas" xmlns:cx="http://schemas.microsoft.com/office/drawing/2014/chartex" xmlns:cx1="http://schemas.microsoft.com/office/drawing/2015/9/8/chartex" xmlns:cx2="http://schemas.microsoft.com/office/drawing/2015/10/21/chartex" xmlns:cx3="http://schemas.microsoft.com/office/drawing/2016/5/9/chartex" xmlns:cx4="http://schemas.microsoft.com/office/drawing/2016/5/10/chartex" xmlns:cx5="http://schemas.microsoft.com/office/drawing/2016/5/11/chartex" xmlns:cx6="http://schemas.microsoft.com/office/drawing/2016/5/12/chartex" xmlns:cx7="http://schemas.microsoft.com/office/drawing/2016/5/13/chartex" xmlns:cx8="http://schemas.microsoft.com/office/drawing/2016/5/14/chartex" xmlns:mc="http://schemas.openxmlformats.org/markup-compatibility/2006" xmlns:aink="http://schemas.microsoft.com/office/drawing/2016/ink" xmlns:am3d="http://schemas.microsoft.com/office/drawing/2017/model3d" xmlns:o="urn:schemas-microsoft-com:office:office" xmlns:r="http://schemas.openxmlformats.org/officeDocument/2006/relationships" xmlns:m="http://schemas.openxmlformats.org/officeDocument/2006/math" xmlns:v="urn:schemas-microsoft-com:vml" xmlns:wp14="http://schemas.microsoft.com/office/word/2010/wordprocessingDrawing" xmlns:wp="http://schemas.openxmlformats.org/drawingml/2006/wordprocessingDrawing" xmlns:w10="urn:schemas-microsoft-com:office:word" xmlns:w="http://schemas.openxmlformats.org/wordprocessingml/2006/main" xmlns:w14="http://schemas.microsoft.com/office/word/2010/wordml" xmlns:w15="http://schemas.microsoft.com/office/word/2012/wordml" xmlns:w16cid="http://schemas.microsoft.com/office/word/2016/wordml/cid" xmlns:w16se="http://schemas.microsoft.com/office/word/2015/wordml/symex" xmlns:wpg="http://schemas.microsoft.com/office/word/2010/wordprocessingGroup" xmlns:wpi="http://schemas.microsoft.com/office/word/2010/wordprocessingInk" xmlns:wne="http://schemas.microsoft.com/office/word/2006/wordml" xmlns:wps="http://schemas.microsoft.com/office/word/2010/wordprocessingShape" mc:Ignorable="w14 w15 w16se w16cid wp14">
+<w:document xmlns:wpc="http://schemas.microsoft.com/office/word/2010/wordprocessingCanvas" xmlns:cx="http://schemas.microsoft.com/office/drawing/2014/chartex" xmlns:cx1="http://schemas.microsoft.com/office/drawing/2015/9/8/chartex" xmlns:cx2="http://schemas.microsoft.com/office/drawing/2015/10/21/chartex" xmlns:cx3="http://schemas.microsoft.com/office/drawing/2016/5/9/chartex" xmlns:cx4="http://schemas.microsoft.com/office/drawing/2016/5/10/chartex" xmlns:cx5="http://schemas.microsoft.com/office/drawing/2016/5/11/chartex" xmlns:cx6="http://schemas.microsoft.com/office/drawing/2016/5/12/chartex" xmlns:cx7="http://schemas.microsoft.com/office/drawing/2016/5/13/chartex" xmlns:cx8="http://schemas.microsoft.com/office/drawing/2016/5/14/chartex" xmlns:mc="http://schemas.openxmlformats.org/markup-compatibility/2006" xmlns:aink="http://schemas.microsoft.com/office/drawing/2016/ink" xmlns:am3d="http://schemas.microsoft.com/office/drawing/2017/model3d" xmlns:o="urn:schemas-microsoft-com:office:office" xmlns:oel="http://schemas.microsoft.com/office/2019/extlst" xmlns:r="http://schemas.openxmlformats.org/officeDocument/2006/relationships" xmlns:m="http://schemas.openxmlformats.org/officeDocument/2006/math" xmlns:v="urn:schemas-microsoft-com:vml" xmlns:wp14="http://schemas.microsoft.com/office/word/2010/wordprocessingDrawing" xmlns:wp="http://schemas.openxmlformats.org/drawingml/2006/wordprocessingDrawing" xmlns:w10="urn:schemas-microsoft-com:office:word" xmlns:w="http://schemas.openxmlformats.org/wordprocessingml/2006/main" xmlns:w14="http://schemas.microsoft.com/office/word/2010/wordml" xmlns:w15="http://schemas.microsoft.com/office/word/2012/wordml" xmlns:w16cex="http://schemas.microsoft.com/office/word/2018/wordml/cex" xmlns:w16cid="http://schemas.microsoft.com/office/word/2016/wordml/cid" xmlns:w16="http://schemas.microsoft.com/office/word/2018/wordml" xmlns:w16sdtdh="http://schemas.microsoft.com/office/word/2020/wordml/sdtdatahash" xmlns:w16se="http://schemas.microsoft.com/office/word/2015/wordml/symex" xmlns:wpg="http://schemas.microsoft.com/office/word/2010/wordprocessingGroup" xmlns:wpi="http://schemas.microsoft.com/office/word/2010/wordprocessingInk" xmlns:wne="http://schemas.microsoft.com/office/word/2006/wordml" xmlns:wps="http://schemas.microsoft.com/office/word/2010/wordprocessingShape" mc:Ignorable="w14 w15 w16se w16cid w16 w16cex w16sdtdh wp14">
   <w:body>
     <w:p>
       <w:pPr>
@@ -295,7 +295,13 @@
         <w:rPr>
           <w:rFonts w:ascii="Arial" w:hAnsi="Arial" w:cs="Arial"/>
         </w:rPr>
-        <w:t xml:space="preserve">Ramírez </w:t>
+        <w:t>Ramírez</w:t>
+      </w:r>
+      <w:r>
+        <w:rPr>
+          <w:rFonts w:ascii="Arial" w:hAnsi="Arial" w:cs="Arial"/>
+        </w:rPr>
+        <w:t xml:space="preserve">, </w:t>
       </w:r>
       <w:r>
         <w:rPr>
@@ -310,7 +316,16 @@
           <w:color w:val="000000"/>
           <w:lang w:eastAsia="ja-JP"/>
         </w:rPr>
-        <w:t>G. Guillén</w:t>
+        <w:t>G. </w:t>
+      </w:r>
+      <w:r>
+        <w:rPr>
+          <w:rFonts w:ascii="Arial" w:eastAsia="Yu Mincho" w:hAnsi="Arial" w:cs="Arial"/>
+          <w:bCs/>
+          <w:color w:val="000000"/>
+          <w:lang w:eastAsia="ja-JP"/>
+        </w:rPr>
+        <w:t>Guillén</w:t>
       </w:r>
       <w:r>
         <w:rPr>
@@ -379,23 +394,142 @@
         <w:rPr>
           <w:rFonts w:ascii="Arial" w:hAnsi="Arial" w:cs="Arial"/>
         </w:rPr>
-        <w:t xml:space="preserve">The chemical industry faces a formidable challenge towards decarbonisation, primarily due to its heavy reliance on fossil fuels, resulting in 10% of the global GHG emissions. </w:t>
-      </w:r>
-      <w:r>
-        <w:rPr>
-          <w:rFonts w:ascii="Arial" w:hAnsi="Arial" w:cs="Arial"/>
-        </w:rPr>
-        <w:t>One</w:t>
+        <w:t xml:space="preserve">The chemical industry faces a formidable challenge in decarbonisation due to its heavy reliance on fossil fuels, </w:t>
+      </w:r>
+      <w:r>
+        <w:rPr>
+          <w:rFonts w:ascii="Arial" w:hAnsi="Arial" w:cs="Arial"/>
+        </w:rPr>
+        <w:t>resulting</w:t>
+      </w:r>
+      <w:r>
+        <w:rPr>
+          <w:rFonts w:ascii="Arial" w:hAnsi="Arial" w:cs="Arial"/>
+        </w:rPr>
+        <w:t xml:space="preserve"> in 10% of the global GHG emissions. In this context, the evolving technological landscape and the targets set by the Paris Agreement have led to the emergence of numerous climate policies. Key platform chemicals, such as hydrogen, ammonia, and methanol, have immense potential for reducing emissions due to their substantial production volumes and </w:t>
+      </w:r>
+      <w:r>
+        <w:rPr>
+          <w:rFonts w:ascii="Arial" w:hAnsi="Arial" w:cs="Arial"/>
+        </w:rPr>
+        <w:t>associate</w:t>
+      </w:r>
+      <w:r>
+        <w:rPr>
+          <w:rFonts w:ascii="Arial" w:hAnsi="Arial" w:cs="Arial"/>
+        </w:rPr>
+        <w:t>d</w:t>
+      </w:r>
+      <w:r>
+        <w:rPr>
+          <w:rFonts w:ascii="Arial" w:hAnsi="Arial" w:cs="Arial"/>
+        </w:rPr>
+        <w:t xml:space="preserve"> emission</w:t>
+      </w:r>
+      <w:r>
+        <w:rPr>
+          <w:rFonts w:ascii="Arial" w:hAnsi="Arial" w:cs="Arial"/>
+        </w:rPr>
+        <w:t>s</w:t>
+      </w:r>
+      <w:r>
+        <w:rPr>
+          <w:rFonts w:ascii="Arial" w:hAnsi="Arial" w:cs="Arial"/>
+        </w:rPr>
+        <w:t>.</w:t>
+      </w:r>
+      <w:r>
+        <w:rPr>
+          <w:rFonts w:ascii="Arial" w:hAnsi="Arial" w:cs="Arial"/>
+        </w:rPr>
+        <w:t xml:space="preserve"> Low</w:t>
       </w:r>
       <w:r>
         <w:rPr>
           <w:rFonts w:ascii="Arial" w:hAnsi="Arial" w:cs="Arial"/>
         </w:rPr>
         <w:noBreakHyphen/>
-        <w:t xml:space="preserve">third of these emissions are direct, while the remaining are attributed to energy acquisition and supply chains. However, this situation also presents an opportunity to mitigate a substantial part of chemical production impacts through decarbonisation efforts in other key sectors. Given the rapidly evolving </w:t>
-      </w:r>
-      <w:bookmarkStart w:id="2" w:name="_GoBack"/>
-      <w:bookmarkEnd w:id="2"/>
+        <w:t>carbon production routes for these chemicals are developing at a tremendous pace and have been extensively evaluated through life cycle assessments (LCAs), consistently showing their environmental superiority compared to their fossil</w:t>
+      </w:r>
+      <w:r>
+        <w:rPr>
+          <w:rFonts w:ascii="Arial" w:hAnsi="Arial" w:cs="Arial"/>
+        </w:rPr>
+        <w:noBreakHyphen/>
+        <w:t xml:space="preserve">based counterparts. However, most of these studies neglect to account for evolving impacts over time, overlooking the effect of decarbonisation in the energy system, transportation, and supply chains. As key sectors </w:t>
+      </w:r>
+      <w:r>
+        <w:rPr>
+          <w:rFonts w:ascii="Arial" w:hAnsi="Arial" w:cs="Arial"/>
+        </w:rPr>
+        <w:t xml:space="preserve">continue to </w:t>
+      </w:r>
+      <w:r>
+        <w:rPr>
+          <w:rFonts w:ascii="Arial" w:hAnsi="Arial" w:cs="Arial"/>
+        </w:rPr>
+        <w:t xml:space="preserve">decarbonise over time, the environmental footprint of chemical production routes will also diminish. Moreover, the performance of each technology </w:t>
+      </w:r>
+      <w:r>
+        <w:rPr>
+          <w:rFonts w:ascii="Arial" w:hAnsi="Arial" w:cs="Arial"/>
+        </w:rPr>
+        <w:t>will</w:t>
+      </w:r>
+      <w:r>
+        <w:rPr>
+          <w:rFonts w:ascii="Arial" w:hAnsi="Arial" w:cs="Arial"/>
+        </w:rPr>
+        <w:t xml:space="preserve"> evolve differentially, </w:t>
+      </w:r>
+      <w:r>
+        <w:rPr>
+          <w:rFonts w:ascii="Arial" w:hAnsi="Arial" w:cs="Arial"/>
+        </w:rPr>
+        <w:t xml:space="preserve">potentially </w:t>
+      </w:r>
+      <w:r>
+        <w:rPr>
+          <w:rFonts w:ascii="Arial" w:hAnsi="Arial" w:cs="Arial"/>
+        </w:rPr>
+        <w:t xml:space="preserve">rendering </w:t>
+      </w:r>
+      <w:r>
+        <w:rPr>
+          <w:rFonts w:ascii="Arial" w:hAnsi="Arial" w:cs="Arial"/>
+        </w:rPr>
+        <w:t>solutions considered suboptimal</w:t>
+      </w:r>
+      <w:r>
+        <w:rPr>
+          <w:rFonts w:ascii="Arial" w:hAnsi="Arial" w:cs="Arial"/>
+        </w:rPr>
+        <w:t xml:space="preserve"> today the </w:t>
+      </w:r>
+      <w:r>
+        <w:rPr>
+          <w:rFonts w:ascii="Arial" w:hAnsi="Arial" w:cs="Arial"/>
+        </w:rPr>
+        <w:t>best option</w:t>
+      </w:r>
+      <w:r>
+        <w:rPr>
+          <w:rFonts w:ascii="Arial" w:hAnsi="Arial" w:cs="Arial"/>
+        </w:rPr>
+        <w:t xml:space="preserve"> in the future. These results also show strong correlations with location, further emphasising the importance of integrating temporal and regional analys</w:t>
+      </w:r>
+      <w:r>
+        <w:rPr>
+          <w:rFonts w:ascii="Arial" w:hAnsi="Arial" w:cs="Arial"/>
+        </w:rPr>
+        <w:t>e</w:t>
+      </w:r>
+      <w:r>
+        <w:rPr>
+          <w:rFonts w:ascii="Arial" w:hAnsi="Arial" w:cs="Arial"/>
+        </w:rPr>
+        <w:t>s.</w:t>
+      </w:r>
     </w:p>
     <w:p>
       <w:pPr>
@@ -410,69 +544,104 @@
         <w:rPr>
           <w:rFonts w:ascii="Arial" w:hAnsi="Arial" w:cs="Arial"/>
         </w:rPr>
-        <w:t xml:space="preserve">Using process simulation and techno-economic assessment tools, we here investigate whether the energy crisis taking place in the EU has shifted </w:t>
-      </w:r>
-      <w:r>
-        <w:rPr>
-          <w:rFonts w:ascii="Arial" w:hAnsi="Arial" w:cs="Arial"/>
-        </w:rPr>
-        <w:t xml:space="preserve">the cost equation for fossil and green ammonia and methanol production in Europe. </w:t>
-      </w:r>
-      <w:r>
-        <w:rPr>
-          <w:rFonts w:ascii="Arial" w:hAnsi="Arial" w:cs="Arial"/>
-        </w:rPr>
-        <w:t xml:space="preserve">According to </w:t>
-      </w:r>
-      <w:r>
-        <w:rPr>
-          <w:rFonts w:ascii="Arial" w:hAnsi="Arial" w:cs="Arial"/>
-        </w:rPr>
-        <w:t>our</w:t>
-      </w:r>
-      <w:r>
-        <w:rPr>
-          <w:rFonts w:ascii="Arial" w:hAnsi="Arial" w:cs="Arial"/>
-        </w:rPr>
-        <w:t xml:space="preserve"> study,</w:t>
-      </w:r>
-      <w:r>
-        <w:rPr>
-          <w:rFonts w:ascii="Arial" w:hAnsi="Arial" w:cs="Arial"/>
-        </w:rPr>
-        <w:t xml:space="preserve"> </w:t>
-      </w:r>
-      <w:r>
-        <w:rPr>
-          <w:rFonts w:ascii="Arial" w:hAnsi="Arial" w:cs="Arial"/>
-        </w:rPr>
-        <w:t xml:space="preserve">the </w:t>
-      </w:r>
-      <w:r>
-        <w:rPr>
-          <w:rFonts w:ascii="Arial" w:hAnsi="Arial" w:cs="Arial"/>
-        </w:rPr>
-        <w:t xml:space="preserve">estimated </w:t>
-      </w:r>
-      <w:r>
-        <w:rPr>
-          <w:rFonts w:ascii="Arial" w:hAnsi="Arial" w:cs="Arial"/>
-        </w:rPr>
-        <w:t xml:space="preserve">production costs for fossil ammonia and methanol reached </w:t>
-      </w:r>
-      <w:r>
-        <w:rPr>
-          <w:rFonts w:ascii="Arial" w:hAnsi="Arial" w:cs="Arial"/>
-          <w:i/>
-          <w:iCs/>
-        </w:rPr>
-        <w:t>ca.</w:t>
-      </w:r>
-      <w:r>
-        <w:rPr>
-          <w:rFonts w:ascii="Arial" w:hAnsi="Arial" w:cs="Arial"/>
-        </w:rPr>
-        <w:t xml:space="preserve"> 2</w:t>
+        <w:t xml:space="preserve">Hence, in this study, we assess the environmental performance of fossil and green hydrogen, ammonia, and methanol production routes from 2020 to 2050 by performing a prospective LCA, considering projected </w:t>
+      </w:r>
+      <w:r>
+        <w:rPr>
+          <w:rFonts w:ascii="Arial" w:hAnsi="Arial" w:cs="Arial"/>
+        </w:rPr>
+        <w:t>decarbonisation</w:t>
+      </w:r>
+      <w:r>
+        <w:rPr>
+          <w:rFonts w:ascii="Arial" w:hAnsi="Arial" w:cs="Arial"/>
+        </w:rPr>
+        <w:t xml:space="preserve"> in key sectors under different climate </w:t>
+      </w:r>
+      <w:r>
+        <w:rPr>
+          <w:rFonts w:ascii="Arial" w:hAnsi="Arial" w:cs="Arial"/>
+        </w:rPr>
+        <w:t xml:space="preserve">policy </w:t>
+      </w:r>
+      <w:r>
+        <w:rPr>
+          <w:rFonts w:ascii="Arial" w:hAnsi="Arial" w:cs="Arial"/>
+        </w:rPr>
+        <w:t>scenarios and locations</w:t>
+      </w:r>
+      <w:r>
+        <w:rPr>
+          <w:rFonts w:ascii="Arial" w:hAnsi="Arial" w:cs="Arial"/>
+        </w:rPr>
+        <w:t xml:space="preserve"> worldwide</w:t>
+      </w:r>
+      <w:r>
+        <w:rPr>
+          <w:rFonts w:ascii="Arial" w:hAnsi="Arial" w:cs="Arial"/>
+        </w:rPr>
+        <w:t xml:space="preserve">. </w:t>
+      </w:r>
+      <w:r>
+        <w:rPr>
+          <w:rFonts w:ascii="Arial" w:hAnsi="Arial" w:cs="Arial"/>
+        </w:rPr>
+        <w:t>Our findings reveal that fossil</w:t>
+      </w:r>
+      <w:r>
+        <w:rPr>
+          <w:rFonts w:ascii="Arial" w:hAnsi="Arial" w:cs="Arial"/>
+        </w:rPr>
+        <w:noBreakHyphen/>
+        <w:t>based</w:t>
+      </w:r>
+      <w:r>
+        <w:rPr>
+          <w:rFonts w:ascii="Arial" w:hAnsi="Arial" w:cs="Arial"/>
+        </w:rPr>
+        <w:t xml:space="preserve"> routes are projected to show </w:t>
+      </w:r>
+      <w:r>
+        <w:rPr>
+          <w:rFonts w:ascii="Arial" w:hAnsi="Arial" w:cs="Arial"/>
+        </w:rPr>
+        <w:t>marginal</w:t>
+      </w:r>
+      <w:r>
+        <w:rPr>
+          <w:rFonts w:ascii="Arial" w:hAnsi="Arial" w:cs="Arial"/>
+        </w:rPr>
+        <w:t xml:space="preserve"> improvements in environmental impacts over time with a maximum reduction </w:t>
+      </w:r>
+      <w:r>
+        <w:rPr>
+          <w:rFonts w:ascii="Arial" w:hAnsi="Arial" w:cs="Arial"/>
+        </w:rPr>
+        <w:t xml:space="preserve">potential </w:t>
+      </w:r>
+      <w:r>
+        <w:rPr>
+          <w:rFonts w:ascii="Arial" w:hAnsi="Arial" w:cs="Arial"/>
+        </w:rPr>
+        <w:t>of 11% in climate change impacts</w:t>
+      </w:r>
+      <w:r>
+        <w:rPr>
+          <w:rFonts w:ascii="Arial" w:hAnsi="Arial" w:cs="Arial"/>
+        </w:rPr>
+        <w:t xml:space="preserve"> by 2050</w:t>
+      </w:r>
+      <w:r>
+        <w:rPr>
+          <w:rFonts w:ascii="Arial" w:hAnsi="Arial" w:cs="Arial"/>
+        </w:rPr>
+        <w:t xml:space="preserve"> even under </w:t>
+      </w:r>
+      <w:r>
+        <w:rPr>
+          <w:rFonts w:ascii="Arial" w:hAnsi="Arial" w:cs="Arial"/>
+        </w:rPr>
+        <w:t>aggressive climate policies</w:t>
       </w:r>
       <w:r>
         <w:rPr>
@@ -484,274 +653,65 @@
         <w:rPr>
           <w:rFonts w:ascii="Arial" w:hAnsi="Arial" w:cs="Arial"/>
         </w:rPr>
-        <w:t>4 and 2</w:t>
-      </w:r>
-      <w:r>
-        <w:rPr>
-          <w:rFonts w:ascii="Arial" w:hAnsi="Arial" w:cs="Arial"/>
-        </w:rPr>
-        <w:t>.</w:t>
-      </w:r>
-      <w:r>
-        <w:rPr>
-          <w:rFonts w:ascii="Arial" w:hAnsi="Arial" w:cs="Arial"/>
-        </w:rPr>
-        <w:t>2</w:t>
-      </w:r>
-      <w:r>
-        <w:rPr>
-          <w:rFonts w:ascii="Arial" w:hAnsi="Arial" w:cs="Arial"/>
-        </w:rPr>
-        <w:t> </w:t>
-      </w:r>
-      <w:r>
-        <w:rPr>
-          <w:rFonts w:ascii="Arial" w:hAnsi="Arial" w:cs="Arial"/>
-        </w:rPr>
-        <w:t>USD</w:t>
-      </w:r>
-      <w:r>
-        <w:rPr>
-          <w:rFonts w:ascii="Arial" w:hAnsi="Arial" w:cs="Arial"/>
-        </w:rPr>
-        <w:t> </w:t>
-      </w:r>
-      <w:r>
-        <w:rPr>
-          <w:rFonts w:ascii="Arial" w:hAnsi="Arial" w:cs="Arial"/>
-        </w:rPr>
-        <w:t>kg</w:t>
-      </w:r>
-      <w:r>
-        <w:rPr>
-          <w:rFonts w:ascii="Arial" w:hAnsi="Arial" w:cs="Arial"/>
-          <w:vertAlign w:val="superscript"/>
-        </w:rPr>
-        <w:t>−1</w:t>
-      </w:r>
-      <w:r>
-        <w:rPr>
-          <w:rFonts w:ascii="Arial" w:hAnsi="Arial" w:cs="Arial"/>
-        </w:rPr>
-        <w:t>, respectively, during the peak of natural gas spot prices in August 2022</w:t>
-      </w:r>
-      <w:r>
-        <w:rPr>
-          <w:rFonts w:ascii="Arial" w:hAnsi="Arial" w:cs="Arial"/>
-        </w:rPr>
-        <w:t xml:space="preserve">, </w:t>
-      </w:r>
-      <w:r>
-        <w:rPr>
-          <w:rFonts w:ascii="Arial" w:hAnsi="Arial" w:cs="Arial"/>
-        </w:rPr>
-        <w:t>3</w:t>
-      </w:r>
-      <w:r>
-        <w:rPr>
-          <w:rFonts w:ascii="Arial" w:hAnsi="Arial" w:cs="Arial"/>
-        </w:rPr>
-        <w:t>−</w:t>
-      </w:r>
-      <w:r>
-        <w:rPr>
-          <w:rFonts w:ascii="Arial" w:hAnsi="Arial" w:cs="Arial"/>
-        </w:rPr>
-        <w:t>4</w:t>
-      </w:r>
-      <w:r>
-        <w:rPr>
-          <w:rFonts w:ascii="Arial" w:hAnsi="Arial" w:cs="Arial"/>
-        </w:rPr>
-        <w:t xml:space="preserve"> times higher than the same period in 2021.</w:t>
-      </w:r>
-      <w:r>
-        <w:rPr>
-          <w:rFonts w:ascii="Arial" w:hAnsi="Arial" w:cs="Arial"/>
-        </w:rPr>
-        <w:t xml:space="preserve"> </w:t>
-      </w:r>
-      <w:r>
-        <w:rPr>
-          <w:rFonts w:ascii="Arial" w:hAnsi="Arial" w:cs="Arial"/>
-        </w:rPr>
-        <w:t>Based on our production cost estimates, g</w:t>
-      </w:r>
-      <w:r>
-        <w:rPr>
-          <w:rFonts w:ascii="Arial" w:hAnsi="Arial" w:cs="Arial"/>
-        </w:rPr>
-        <w:t>reen ammonia and methanol produced through on</w:t>
+        <w:t xml:space="preserve"> Transitioning to green pathways utilising solar and wind</w:t>
       </w:r>
       <w:r>
         <w:rPr>
           <w:rFonts w:ascii="Arial" w:hAnsi="Arial" w:cs="Arial"/>
         </w:rPr>
         <w:noBreakHyphen/>
-      </w:r>
-      <w:r>
-        <w:rPr>
-          <w:rFonts w:ascii="Arial" w:hAnsi="Arial" w:cs="Arial"/>
-        </w:rPr>
-        <w:t xml:space="preserve">shore wind electricity via water electrolysis, however, </w:t>
-      </w:r>
-      <w:r>
-        <w:rPr>
-          <w:rFonts w:ascii="Arial" w:hAnsi="Arial" w:cs="Arial"/>
-        </w:rPr>
-        <w:t>became</w:t>
-      </w:r>
-      <w:r>
-        <w:rPr>
-          <w:rFonts w:ascii="Arial" w:hAnsi="Arial" w:cs="Arial"/>
-        </w:rPr>
-        <w:t xml:space="preserve"> economically </w:t>
-      </w:r>
-      <w:r>
-        <w:rPr>
-          <w:rFonts w:ascii="Arial" w:hAnsi="Arial" w:cs="Arial"/>
-        </w:rPr>
-        <w:t>competitive</w:t>
-      </w:r>
-      <w:r>
-        <w:rPr>
-          <w:rFonts w:ascii="Arial" w:hAnsi="Arial" w:cs="Arial"/>
-        </w:rPr>
-        <w:t xml:space="preserve"> during the same period. </w:t>
-      </w:r>
-      <w:r>
-        <w:rPr>
-          <w:rFonts w:ascii="Arial" w:hAnsi="Arial" w:cs="Arial"/>
-        </w:rPr>
-        <w:t>Wind</w:t>
+        <w:t xml:space="preserve">based technologies are projected to show substantial reductions, </w:t>
+      </w:r>
+      <w:r>
+        <w:rPr>
+          <w:rFonts w:ascii="Arial" w:hAnsi="Arial" w:cs="Arial"/>
+        </w:rPr>
+        <w:t>particularly solar</w:t>
       </w:r>
       <w:r>
         <w:rPr>
           <w:rFonts w:ascii="Arial" w:hAnsi="Arial" w:cs="Arial"/>
         </w:rPr>
         <w:noBreakHyphen/>
-      </w:r>
-      <w:r>
-        <w:rPr>
-          <w:rFonts w:ascii="Arial" w:hAnsi="Arial" w:cs="Arial"/>
-        </w:rPr>
-        <w:t>based ammonia was especially advantageous, with costs ranging from 1</w:t>
-      </w:r>
-      <w:r>
-        <w:rPr>
-          <w:rFonts w:ascii="Arial" w:hAnsi="Arial" w:cs="Arial"/>
-        </w:rPr>
-        <w:t>.</w:t>
-      </w:r>
-      <w:r>
-        <w:rPr>
-          <w:rFonts w:ascii="Arial" w:hAnsi="Arial" w:cs="Arial"/>
-        </w:rPr>
-        <w:t>3</w:t>
-      </w:r>
-      <w:r>
-        <w:rPr>
-          <w:rFonts w:ascii="Arial" w:hAnsi="Arial" w:cs="Arial"/>
-        </w:rPr>
-        <w:t xml:space="preserve"> </w:t>
-      </w:r>
-      <w:r>
-        <w:rPr>
-          <w:rFonts w:ascii="Arial" w:hAnsi="Arial" w:cs="Arial"/>
-        </w:rPr>
-        <w:t>to</w:t>
-      </w:r>
-      <w:r>
-        <w:rPr>
-          <w:rFonts w:ascii="Arial" w:hAnsi="Arial" w:cs="Arial"/>
-        </w:rPr>
-        <w:t xml:space="preserve"> </w:t>
-      </w:r>
-      <w:r>
-        <w:rPr>
-          <w:rFonts w:ascii="Arial" w:hAnsi="Arial" w:cs="Arial"/>
-        </w:rPr>
-        <w:t>1</w:t>
-      </w:r>
-      <w:r>
-        <w:rPr>
-          <w:rFonts w:ascii="Arial" w:hAnsi="Arial" w:cs="Arial"/>
-        </w:rPr>
-        <w:t>.</w:t>
-      </w:r>
-      <w:r>
-        <w:rPr>
-          <w:rFonts w:ascii="Arial" w:hAnsi="Arial" w:cs="Arial"/>
-        </w:rPr>
-        <w:t>6</w:t>
-      </w:r>
-      <w:r>
-        <w:rPr>
-          <w:rFonts w:ascii="Arial" w:hAnsi="Arial" w:cs="Arial"/>
-        </w:rPr>
-        <w:t> </w:t>
-      </w:r>
-      <w:r>
-        <w:rPr>
-          <w:rFonts w:ascii="Arial" w:hAnsi="Arial" w:cs="Arial"/>
-        </w:rPr>
-        <w:t>USD</w:t>
-      </w:r>
-      <w:r>
-        <w:rPr>
-          <w:rFonts w:ascii="Arial" w:hAnsi="Arial" w:cs="Arial"/>
-        </w:rPr>
-        <w:t> </w:t>
-      </w:r>
-      <w:r>
-        <w:rPr>
-          <w:rFonts w:ascii="Arial" w:hAnsi="Arial" w:cs="Arial"/>
-        </w:rPr>
-        <w:t>kg</w:t>
-      </w:r>
-      <w:r>
-        <w:rPr>
-          <w:rFonts w:ascii="Arial" w:hAnsi="Arial" w:cs="Arial"/>
-          <w:vertAlign w:val="superscript"/>
-        </w:rPr>
-        <w:t>−1</w:t>
-      </w:r>
-      <w:r>
-        <w:rPr>
-          <w:rFonts w:ascii="Arial" w:hAnsi="Arial" w:cs="Arial"/>
-        </w:rPr>
-        <w:t xml:space="preserve">, outperforming its fossil counterpart. </w:t>
-      </w:r>
-      <w:r>
-        <w:rPr>
-          <w:rFonts w:ascii="Arial" w:hAnsi="Arial" w:cs="Arial"/>
-        </w:rPr>
-        <w:t>Moreover, a</w:t>
-      </w:r>
-      <w:r>
-        <w:rPr>
-          <w:rFonts w:ascii="Arial" w:hAnsi="Arial" w:cs="Arial"/>
-        </w:rPr>
-        <w:t>n environmental assessment found that</w:t>
-      </w:r>
-      <w:r>
-        <w:rPr>
-          <w:rFonts w:ascii="Arial" w:hAnsi="Arial" w:cs="Arial"/>
-        </w:rPr>
-        <w:t xml:space="preserve"> the low</w:t>
+        <w:t xml:space="preserve">based routes potentially decreasing impacts by at least 50%. We also consider impact categories beyond climate change, highlighting that green routes in certain categories might have </w:t>
+      </w:r>
+      <w:r>
+        <w:rPr>
+          <w:rFonts w:ascii="Arial" w:hAnsi="Arial" w:cs="Arial"/>
+        </w:rPr>
+        <w:t>similar</w:t>
+      </w:r>
+      <w:r>
+        <w:rPr>
+          <w:rFonts w:ascii="Arial" w:hAnsi="Arial" w:cs="Arial"/>
+        </w:rPr>
+        <w:t xml:space="preserve"> or higher impacts compared to their fossil</w:t>
       </w:r>
       <w:r>
         <w:rPr>
           <w:rFonts w:ascii="Arial" w:hAnsi="Arial" w:cs="Arial"/>
         </w:rPr>
         <w:noBreakHyphen/>
-        <w:t>carbon routes would lead to extremely competitive carbon avoidance costs when compared to negative emission technologies, even becoming negative in some cases</w:t>
-      </w:r>
-      <w:r>
-        <w:rPr>
-          <w:rFonts w:ascii="Arial" w:hAnsi="Arial" w:cs="Arial"/>
-        </w:rPr>
-        <w:t>.</w:t>
+        <w:t xml:space="preserve">based counterparts. </w:t>
+      </w:r>
+      <w:r>
+        <w:rPr>
+          <w:rFonts w:ascii="Arial" w:hAnsi="Arial" w:cs="Arial"/>
+        </w:rPr>
+        <w:t xml:space="preserve">Thereby, underscoring the disadvantages of considering climate change as a proxy for environmental performance. </w:t>
+      </w:r>
+      <w:r>
+        <w:rPr>
+          <w:rFonts w:ascii="Arial" w:hAnsi="Arial" w:cs="Arial"/>
+        </w:rPr>
+        <w:t>Additionally, our region assessment emphasises how location</w:t>
+      </w:r>
+      <w:r>
+        <w:rPr>
+          <w:rFonts w:ascii="Arial" w:hAnsi="Arial" w:cs="Arial"/>
+        </w:rPr>
+        <w:noBreakHyphen/>
+        <w:t>based dynamics can significantly affect impact reduction, with local energy profiles playing a crucial role in green chemical production strategies.</w:t>
       </w:r>
     </w:p>
     <w:p>
@@ -767,25 +727,51 @@
         <w:rPr>
           <w:rFonts w:ascii="Arial" w:hAnsi="Arial" w:cs="Arial"/>
         </w:rPr>
-        <w:t xml:space="preserve">Our study underscores the exceptional potential for Europe to spearhead the shift towards a sustainable chemical industry, considering the proven </w:t>
-      </w:r>
-      <w:r>
-        <w:rPr>
-          <w:rFonts w:ascii="Arial" w:hAnsi="Arial" w:cs="Arial"/>
-        </w:rPr>
-        <w:t>uncertainty in</w:t>
-      </w:r>
-      <w:r>
-        <w:rPr>
-          <w:rFonts w:ascii="Arial" w:hAnsi="Arial" w:cs="Arial"/>
-        </w:rPr>
-        <w:t xml:space="preserve"> natural gas supply and price fluctuations. We trust that our study will prompt vigorous discussions within academic, industrial, and policymaking circles to expedite the transition towards sustainable practices.</w:t>
-      </w:r>
-      <w:r>
-        <w:rPr>
-          <w:rFonts w:ascii="Arial" w:hAnsi="Arial" w:cs="Arial"/>
-        </w:rPr>
-        <w:t xml:space="preserve"> Please find attached the manuscript, supplementary information and table of content entry.</w:t>
+        <w:t>Overall, ou</w:t>
+      </w:r>
+      <w:r>
+        <w:rPr>
+          <w:rFonts w:ascii="Arial" w:hAnsi="Arial" w:cs="Arial"/>
+        </w:rPr>
+        <w:t xml:space="preserve">r study underscores the </w:t>
+      </w:r>
+      <w:r>
+        <w:rPr>
+          <w:rFonts w:ascii="Arial" w:hAnsi="Arial" w:cs="Arial"/>
+        </w:rPr>
+        <w:t>importance of considering temporal and regional factors in evaluating environmental impacts</w:t>
+      </w:r>
+      <w:r>
+        <w:rPr>
+          <w:rFonts w:ascii="Arial" w:hAnsi="Arial" w:cs="Arial"/>
+        </w:rPr>
+        <w:t>.</w:t>
+      </w:r>
+      <w:r>
+        <w:rPr>
+          <w:rFonts w:ascii="Arial" w:hAnsi="Arial" w:cs="Arial"/>
+        </w:rPr>
+        <w:t xml:space="preserve"> This work calls for extended collaborative efforts among stakeholders including policymakers, investors, and academia to make optimal decisions for the grand transition towards a sustainable chemical industry.</w:t>
+      </w:r>
+      <w:r>
+        <w:rPr>
+          <w:rFonts w:ascii="Arial" w:hAnsi="Arial" w:cs="Arial"/>
+        </w:rPr>
+        <w:t xml:space="preserve"> Please find attached the manuscript, supplementary </w:t>
+      </w:r>
+      <w:proofErr w:type="gramStart"/>
+      <w:r>
+        <w:rPr>
+          <w:rFonts w:ascii="Arial" w:hAnsi="Arial" w:cs="Arial"/>
+        </w:rPr>
+        <w:t>information</w:t>
+      </w:r>
+      <w:proofErr w:type="gramEnd"/>
+      <w:r>
+        <w:rPr>
+          <w:rFonts w:ascii="Arial" w:hAnsi="Arial" w:cs="Arial"/>
+        </w:rPr>
+        <w:t xml:space="preserve"> and table of content entry.</w:t>
       </w:r>
     </w:p>
     <w:p>
@@ -839,16 +825,6 @@
         <w:rPr>
           <w:rFonts w:cs="Arial"/>
           <w:noProof/>
-          <w:sz w:val="20"/>
-        </w:rPr>
-      </w:pPr>
-    </w:p>
-    <w:p>
-      <w:pPr>
-        <w:pStyle w:val="BriefBeilagen"/>
-        <w:spacing w:before="120" w:line="264" w:lineRule="auto"/>
-        <w:rPr>
-          <w:rFonts w:cs="Arial"/>
           <w:sz w:val="20"/>
         </w:rPr>
       </w:pPr>
@@ -924,7 +900,7 @@
 </file>
 
 <file path=word/endnotes.xml><?xml version="1.0" encoding="utf-8"?>
-<w:endnotes xmlns:wpc="http://schemas.microsoft.com/office/word/2010/wordprocessingCanvas" xmlns:cx="http://schemas.microsoft.com/office/drawing/2014/chartex" xmlns:cx1="http://schemas.microsoft.com/office/drawing/2015/9/8/chartex" xmlns:cx2="http://schemas.microsoft.com/office/drawing/2015/10/21/chartex" xmlns:cx3="http://schemas.microsoft.com/office/drawing/2016/5/9/chartex" xmlns:cx4="http://schemas.microsoft.com/office/drawing/2016/5/10/chartex" xmlns:cx5="http://schemas.microsoft.com/office/drawing/2016/5/11/chartex" xmlns:cx6="http://schemas.microsoft.com/office/drawing/2016/5/12/chartex" xmlns:cx7="http://schemas.microsoft.com/office/drawing/2016/5/13/chartex" xmlns:cx8="http://schemas.microsoft.com/office/drawing/2016/5/14/chartex" xmlns:mc="http://schemas.openxmlformats.org/markup-compatibility/2006" xmlns:aink="http://schemas.microsoft.com/office/drawing/2016/ink" xmlns:am3d="http://schemas.microsoft.com/office/drawing/2017/model3d" xmlns:o="urn:schemas-microsoft-com:office:office" xmlns:r="http://schemas.openxmlformats.org/officeDocument/2006/relationships" xmlns:m="http://schemas.openxmlformats.org/officeDocument/2006/math" xmlns:v="urn:schemas-microsoft-com:vml" xmlns:wp14="http://schemas.microsoft.com/office/word/2010/wordprocessingDrawing" xmlns:wp="http://schemas.openxmlformats.org/drawingml/2006/wordprocessingDrawing" xmlns:w10="urn:schemas-microsoft-com:office:word" xmlns:w="http://schemas.openxmlformats.org/wordprocessingml/2006/main" xmlns:w14="http://schemas.microsoft.com/office/word/2010/wordml" xmlns:w15="http://schemas.microsoft.com/office/word/2012/wordml" xmlns:w16cid="http://schemas.microsoft.com/office/word/2016/wordml/cid" xmlns:w16se="http://schemas.microsoft.com/office/word/2015/wordml/symex" xmlns:wpg="http://schemas.microsoft.com/office/word/2010/wordprocessingGroup" xmlns:wpi="http://schemas.microsoft.com/office/word/2010/wordprocessingInk" xmlns:wne="http://schemas.microsoft.com/office/word/2006/wordml" xmlns:wps="http://schemas.microsoft.com/office/word/2010/wordprocessingShape" mc:Ignorable="w14 w15 w16se w16cid wp14">
+<w:endnotes xmlns:wpc="http://schemas.microsoft.com/office/word/2010/wordprocessingCanvas" xmlns:cx="http://schemas.microsoft.com/office/drawing/2014/chartex" xmlns:cx1="http://schemas.microsoft.com/office/drawing/2015/9/8/chartex" xmlns:cx2="http://schemas.microsoft.com/office/drawing/2015/10/21/chartex" xmlns:cx3="http://schemas.microsoft.com/office/drawing/2016/5/9/chartex" xmlns:cx4="http://schemas.microsoft.com/office/drawing/2016/5/10/chartex" xmlns:cx5="http://schemas.microsoft.com/office/drawing/2016/5/11/chartex" xmlns:cx6="http://schemas.microsoft.com/office/drawing/2016/5/12/chartex" xmlns:cx7="http://schemas.microsoft.com/office/drawing/2016/5/13/chartex" xmlns:cx8="http://schemas.microsoft.com/office/drawing/2016/5/14/chartex" xmlns:mc="http://schemas.openxmlformats.org/markup-compatibility/2006" xmlns:aink="http://schemas.microsoft.com/office/drawing/2016/ink" xmlns:am3d="http://schemas.microsoft.com/office/drawing/2017/model3d" xmlns:o="urn:schemas-microsoft-com:office:office" xmlns:oel="http://schemas.microsoft.com/office/2019/extlst" xmlns:r="http://schemas.openxmlformats.org/officeDocument/2006/relationships" xmlns:m="http://schemas.openxmlformats.org/officeDocument/2006/math" xmlns:v="urn:schemas-microsoft-com:vml" xmlns:wp14="http://schemas.microsoft.com/office/word/2010/wordprocessingDrawing" xmlns:wp="http://schemas.openxmlformats.org/drawingml/2006/wordprocessingDrawing" xmlns:w10="urn:schemas-microsoft-com:office:word" xmlns:w="http://schemas.openxmlformats.org/wordprocessingml/2006/main" xmlns:w14="http://schemas.microsoft.com/office/word/2010/wordml" xmlns:w15="http://schemas.microsoft.com/office/word/2012/wordml" xmlns:w16cex="http://schemas.microsoft.com/office/word/2018/wordml/cex" xmlns:w16cid="http://schemas.microsoft.com/office/word/2016/wordml/cid" xmlns:w16="http://schemas.microsoft.com/office/word/2018/wordml" xmlns:w16sdtdh="http://schemas.microsoft.com/office/word/2020/wordml/sdtdatahash" xmlns:w16se="http://schemas.microsoft.com/office/word/2015/wordml/symex" xmlns:wpg="http://schemas.microsoft.com/office/word/2010/wordprocessingGroup" xmlns:wpi="http://schemas.microsoft.com/office/word/2010/wordprocessingInk" xmlns:wne="http://schemas.microsoft.com/office/word/2006/wordml" xmlns:wps="http://schemas.microsoft.com/office/word/2010/wordprocessingShape" mc:Ignorable="w14 w15 w16se w16cid w16 w16cex w16sdtdh wp14">
   <w:endnote w:type="separator" w:id="-1">
     <w:p>
       <w:r>
@@ -943,7 +919,7 @@
 </file>
 
 <file path=word/footer1.xml><?xml version="1.0" encoding="utf-8"?>
-<w:ftr xmlns:wpc="http://schemas.microsoft.com/office/word/2010/wordprocessingCanvas" xmlns:cx="http://schemas.microsoft.com/office/drawing/2014/chartex" xmlns:cx1="http://schemas.microsoft.com/office/drawing/2015/9/8/chartex" xmlns:cx2="http://schemas.microsoft.com/office/drawing/2015/10/21/chartex" xmlns:cx3="http://schemas.microsoft.com/office/drawing/2016/5/9/chartex" xmlns:cx4="http://schemas.microsoft.com/office/drawing/2016/5/10/chartex" xmlns:cx5="http://schemas.microsoft.com/office/drawing/2016/5/11/chartex" xmlns:cx6="http://schemas.microsoft.com/office/drawing/2016/5/12/chartex" xmlns:cx7="http://schemas.microsoft.com/office/drawing/2016/5/13/chartex" xmlns:cx8="http://schemas.microsoft.com/office/drawing/2016/5/14/chartex" xmlns:mc="http://schemas.openxmlformats.org/markup-compatibility/2006" xmlns:aink="http://schemas.microsoft.com/office/drawing/2016/ink" xmlns:am3d="http://schemas.microsoft.com/office/drawing/2017/model3d" xmlns:o="urn:schemas-microsoft-com:office:office" xmlns:r="http://schemas.openxmlformats.org/officeDocument/2006/relationships" xmlns:m="http://schemas.openxmlformats.org/officeDocument/2006/math" xmlns:v="urn:schemas-microsoft-com:vml" xmlns:wp14="http://schemas.microsoft.com/office/word/2010/wordprocessingDrawing" xmlns:wp="http://schemas.openxmlformats.org/drawingml/2006/wordprocessingDrawing" xmlns:w10="urn:schemas-microsoft-com:office:word" xmlns:w="http://schemas.openxmlformats.org/wordprocessingml/2006/main" xmlns:w14="http://schemas.microsoft.com/office/word/2010/wordml" xmlns:w15="http://schemas.microsoft.com/office/word/2012/wordml" xmlns:w16cid="http://schemas.microsoft.com/office/word/2016/wordml/cid" xmlns:w16se="http://schemas.microsoft.com/office/word/2015/wordml/symex" xmlns:wpg="http://schemas.microsoft.com/office/word/2010/wordprocessingGroup" xmlns:wpi="http://schemas.microsoft.com/office/word/2010/wordprocessingInk" xmlns:wne="http://schemas.microsoft.com/office/word/2006/wordml" xmlns:wps="http://schemas.microsoft.com/office/word/2010/wordprocessingShape" mc:Ignorable="w14 w15 w16se w16cid wp14">
+<w:ftr xmlns:wpc="http://schemas.microsoft.com/office/word/2010/wordprocessingCanvas" xmlns:cx="http://schemas.microsoft.com/office/drawing/2014/chartex" xmlns:cx1="http://schemas.microsoft.com/office/drawing/2015/9/8/chartex" xmlns:cx2="http://schemas.microsoft.com/office/drawing/2015/10/21/chartex" xmlns:cx3="http://schemas.microsoft.com/office/drawing/2016/5/9/chartex" xmlns:cx4="http://schemas.microsoft.com/office/drawing/2016/5/10/chartex" xmlns:cx5="http://schemas.microsoft.com/office/drawing/2016/5/11/chartex" xmlns:cx6="http://schemas.microsoft.com/office/drawing/2016/5/12/chartex" xmlns:cx7="http://schemas.microsoft.com/office/drawing/2016/5/13/chartex" xmlns:cx8="http://schemas.microsoft.com/office/drawing/2016/5/14/chartex" xmlns:mc="http://schemas.openxmlformats.org/markup-compatibility/2006" xmlns:aink="http://schemas.microsoft.com/office/drawing/2016/ink" xmlns:am3d="http://schemas.microsoft.com/office/drawing/2017/model3d" xmlns:o="urn:schemas-microsoft-com:office:office" xmlns:oel="http://schemas.microsoft.com/office/2019/extlst" xmlns:r="http://schemas.openxmlformats.org/officeDocument/2006/relationships" xmlns:m="http://schemas.openxmlformats.org/officeDocument/2006/math" xmlns:v="urn:schemas-microsoft-com:vml" xmlns:wp14="http://schemas.microsoft.com/office/word/2010/wordprocessingDrawing" xmlns:wp="http://schemas.openxmlformats.org/drawingml/2006/wordprocessingDrawing" xmlns:w10="urn:schemas-microsoft-com:office:word" xmlns:w="http://schemas.openxmlformats.org/wordprocessingml/2006/main" xmlns:w14="http://schemas.microsoft.com/office/word/2010/wordml" xmlns:w15="http://schemas.microsoft.com/office/word/2012/wordml" xmlns:w16cex="http://schemas.microsoft.com/office/word/2018/wordml/cex" xmlns:w16cid="http://schemas.microsoft.com/office/word/2016/wordml/cid" xmlns:w16="http://schemas.microsoft.com/office/word/2018/wordml" xmlns:w16sdtdh="http://schemas.microsoft.com/office/word/2020/wordml/sdtdatahash" xmlns:w16se="http://schemas.microsoft.com/office/word/2015/wordml/symex" xmlns:wpg="http://schemas.microsoft.com/office/word/2010/wordprocessingGroup" xmlns:wpi="http://schemas.microsoft.com/office/word/2010/wordprocessingInk" xmlns:wne="http://schemas.microsoft.com/office/word/2006/wordml" xmlns:wps="http://schemas.microsoft.com/office/word/2010/wordprocessingShape" mc:Ignorable="w14 w15 w16se w16cid w16 w16cex w16sdtdh wp14">
   <w:p>
     <w:pPr>
       <w:pStyle w:val="Footer"/>
@@ -956,7 +932,7 @@
 </file>
 
 <file path=word/footer2.xml><?xml version="1.0" encoding="utf-8"?>
-<w:ftr xmlns:wpc="http://schemas.microsoft.com/office/word/2010/wordprocessingCanvas" xmlns:cx="http://schemas.microsoft.com/office/drawing/2014/chartex" xmlns:cx1="http://schemas.microsoft.com/office/drawing/2015/9/8/chartex" xmlns:cx2="http://schemas.microsoft.com/office/drawing/2015/10/21/chartex" xmlns:cx3="http://schemas.microsoft.com/office/drawing/2016/5/9/chartex" xmlns:cx4="http://schemas.microsoft.com/office/drawing/2016/5/10/chartex" xmlns:cx5="http://schemas.microsoft.com/office/drawing/2016/5/11/chartex" xmlns:cx6="http://schemas.microsoft.com/office/drawing/2016/5/12/chartex" xmlns:cx7="http://schemas.microsoft.com/office/drawing/2016/5/13/chartex" xmlns:cx8="http://schemas.microsoft.com/office/drawing/2016/5/14/chartex" xmlns:mc="http://schemas.openxmlformats.org/markup-compatibility/2006" xmlns:aink="http://schemas.microsoft.com/office/drawing/2016/ink" xmlns:am3d="http://schemas.microsoft.com/office/drawing/2017/model3d" xmlns:o="urn:schemas-microsoft-com:office:office" xmlns:r="http://schemas.openxmlformats.org/officeDocument/2006/relationships" xmlns:m="http://schemas.openxmlformats.org/officeDocument/2006/math" xmlns:v="urn:schemas-microsoft-com:vml" xmlns:wp14="http://schemas.microsoft.com/office/word/2010/wordprocessingDrawing" xmlns:wp="http://schemas.openxmlformats.org/drawingml/2006/wordprocessingDrawing" xmlns:w10="urn:schemas-microsoft-com:office:word" xmlns:w="http://schemas.openxmlformats.org/wordprocessingml/2006/main" xmlns:w14="http://schemas.microsoft.com/office/word/2010/wordml" xmlns:w15="http://schemas.microsoft.com/office/word/2012/wordml" xmlns:w16cid="http://schemas.microsoft.com/office/word/2016/wordml/cid" xmlns:w16se="http://schemas.microsoft.com/office/word/2015/wordml/symex" xmlns:wpg="http://schemas.microsoft.com/office/word/2010/wordprocessingGroup" xmlns:wpi="http://schemas.microsoft.com/office/word/2010/wordprocessingInk" xmlns:wne="http://schemas.microsoft.com/office/word/2006/wordml" xmlns:wps="http://schemas.microsoft.com/office/word/2010/wordprocessingShape" mc:Ignorable="w14 w15 w16se w16cid wp14">
+<w:ftr xmlns:wpc="http://schemas.microsoft.com/office/word/2010/wordprocessingCanvas" xmlns:cx="http://schemas.microsoft.com/office/drawing/2014/chartex" xmlns:cx1="http://schemas.microsoft.com/office/drawing/2015/9/8/chartex" xmlns:cx2="http://schemas.microsoft.com/office/drawing/2015/10/21/chartex" xmlns:cx3="http://schemas.microsoft.com/office/drawing/2016/5/9/chartex" xmlns:cx4="http://schemas.microsoft.com/office/drawing/2016/5/10/chartex" xmlns:cx5="http://schemas.microsoft.com/office/drawing/2016/5/11/chartex" xmlns:cx6="http://schemas.microsoft.com/office/drawing/2016/5/12/chartex" xmlns:cx7="http://schemas.microsoft.com/office/drawing/2016/5/13/chartex" xmlns:cx8="http://schemas.microsoft.com/office/drawing/2016/5/14/chartex" xmlns:mc="http://schemas.openxmlformats.org/markup-compatibility/2006" xmlns:aink="http://schemas.microsoft.com/office/drawing/2016/ink" xmlns:am3d="http://schemas.microsoft.com/office/drawing/2017/model3d" xmlns:o="urn:schemas-microsoft-com:office:office" xmlns:oel="http://schemas.microsoft.com/office/2019/extlst" xmlns:r="http://schemas.openxmlformats.org/officeDocument/2006/relationships" xmlns:m="http://schemas.openxmlformats.org/officeDocument/2006/math" xmlns:v="urn:schemas-microsoft-com:vml" xmlns:wp14="http://schemas.microsoft.com/office/word/2010/wordprocessingDrawing" xmlns:wp="http://schemas.openxmlformats.org/drawingml/2006/wordprocessingDrawing" xmlns:w10="urn:schemas-microsoft-com:office:word" xmlns:w="http://schemas.openxmlformats.org/wordprocessingml/2006/main" xmlns:w14="http://schemas.microsoft.com/office/word/2010/wordml" xmlns:w15="http://schemas.microsoft.com/office/word/2012/wordml" xmlns:w16cex="http://schemas.microsoft.com/office/word/2018/wordml/cex" xmlns:w16cid="http://schemas.microsoft.com/office/word/2016/wordml/cid" xmlns:w16="http://schemas.microsoft.com/office/word/2018/wordml" xmlns:w16sdtdh="http://schemas.microsoft.com/office/word/2020/wordml/sdtdatahash" xmlns:w16se="http://schemas.microsoft.com/office/word/2015/wordml/symex" xmlns:wpg="http://schemas.microsoft.com/office/word/2010/wordprocessingGroup" xmlns:wpi="http://schemas.microsoft.com/office/word/2010/wordprocessingInk" xmlns:wne="http://schemas.microsoft.com/office/word/2006/wordml" xmlns:wps="http://schemas.microsoft.com/office/word/2010/wordprocessingShape" mc:Ignorable="w14 w15 w16se w16cid w16 w16cex w16sdtdh wp14">
   <w:p>
     <w:pPr>
       <w:pStyle w:val="Footer"/>
@@ -967,7 +943,7 @@
 </file>
 
 <file path=word/footnotes.xml><?xml version="1.0" encoding="utf-8"?>
-<w:footnotes xmlns:wpc="http://schemas.microsoft.com/office/word/2010/wordprocessingCanvas" xmlns:cx="http://schemas.microsoft.com/office/drawing/2014/chartex" xmlns:cx1="http://schemas.microsoft.com/office/drawing/2015/9/8/chartex" xmlns:cx2="http://schemas.microsoft.com/office/drawing/2015/10/21/chartex" xmlns:cx3="http://schemas.microsoft.com/office/drawing/2016/5/9/chartex" xmlns:cx4="http://schemas.microsoft.com/office/drawing/2016/5/10/chartex" xmlns:cx5="http://schemas.microsoft.com/office/drawing/2016/5/11/chartex" xmlns:cx6="http://schemas.microsoft.com/office/drawing/2016/5/12/chartex" xmlns:cx7="http://schemas.microsoft.com/office/drawing/2016/5/13/chartex" xmlns:cx8="http://schemas.microsoft.com/office/drawing/2016/5/14/chartex" xmlns:mc="http://schemas.openxmlformats.org/markup-compatibility/2006" xmlns:aink="http://schemas.microsoft.com/office/drawing/2016/ink" xmlns:am3d="http://schemas.microsoft.com/office/drawing/2017/model3d" xmlns:o="urn:schemas-microsoft-com:office:office" xmlns:r="http://schemas.openxmlformats.org/officeDocument/2006/relationships" xmlns:m="http://schemas.openxmlformats.org/officeDocument/2006/math" xmlns:v="urn:schemas-microsoft-com:vml" xmlns:wp14="http://schemas.microsoft.com/office/word/2010/wordprocessingDrawing" xmlns:wp="http://schemas.openxmlformats.org/drawingml/2006/wordprocessingDrawing" xmlns:w10="urn:schemas-microsoft-com:office:word" xmlns:w="http://schemas.openxmlformats.org/wordprocessingml/2006/main" xmlns:w14="http://schemas.microsoft.com/office/word/2010/wordml" xmlns:w15="http://schemas.microsoft.com/office/word/2012/wordml" xmlns:w16cid="http://schemas.microsoft.com/office/word/2016/wordml/cid" xmlns:w16se="http://schemas.microsoft.com/office/word/2015/wordml/symex" xmlns:wpg="http://schemas.microsoft.com/office/word/2010/wordprocessingGroup" xmlns:wpi="http://schemas.microsoft.com/office/word/2010/wordprocessingInk" xmlns:wne="http://schemas.microsoft.com/office/word/2006/wordml" xmlns:wps="http://schemas.microsoft.com/office/word/2010/wordprocessingShape" mc:Ignorable="w14 w15 w16se w16cid wp14">
+<w:footnotes xmlns:wpc="http://schemas.microsoft.com/office/word/2010/wordprocessingCanvas" xmlns:cx="http://schemas.microsoft.com/office/drawing/2014/chartex" xmlns:cx1="http://schemas.microsoft.com/office/drawing/2015/9/8/chartex" xmlns:cx2="http://schemas.microsoft.com/office/drawing/2015/10/21/chartex" xmlns:cx3="http://schemas.microsoft.com/office/drawing/2016/5/9/chartex" xmlns:cx4="http://schemas.microsoft.com/office/drawing/2016/5/10/chartex" xmlns:cx5="http://schemas.microsoft.com/office/drawing/2016/5/11/chartex" xmlns:cx6="http://schemas.microsoft.com/office/drawing/2016/5/12/chartex" xmlns:cx7="http://schemas.microsoft.com/office/drawing/2016/5/13/chartex" xmlns:cx8="http://schemas.microsoft.com/office/drawing/2016/5/14/chartex" xmlns:mc="http://schemas.openxmlformats.org/markup-compatibility/2006" xmlns:aink="http://schemas.microsoft.com/office/drawing/2016/ink" xmlns:am3d="http://schemas.microsoft.com/office/drawing/2017/model3d" xmlns:o="urn:schemas-microsoft-com:office:office" xmlns:oel="http://schemas.microsoft.com/office/2019/extlst" xmlns:r="http://schemas.openxmlformats.org/officeDocument/2006/relationships" xmlns:m="http://schemas.openxmlformats.org/officeDocument/2006/math" xmlns:v="urn:schemas-microsoft-com:vml" xmlns:wp14="http://schemas.microsoft.com/office/word/2010/wordprocessingDrawing" xmlns:wp="http://schemas.openxmlformats.org/drawingml/2006/wordprocessingDrawing" xmlns:w10="urn:schemas-microsoft-com:office:word" xmlns:w="http://schemas.openxmlformats.org/wordprocessingml/2006/main" xmlns:w14="http://schemas.microsoft.com/office/word/2010/wordml" xmlns:w15="http://schemas.microsoft.com/office/word/2012/wordml" xmlns:w16cex="http://schemas.microsoft.com/office/word/2018/wordml/cex" xmlns:w16cid="http://schemas.microsoft.com/office/word/2016/wordml/cid" xmlns:w16="http://schemas.microsoft.com/office/word/2018/wordml" xmlns:w16sdtdh="http://schemas.microsoft.com/office/word/2020/wordml/sdtdatahash" xmlns:w16se="http://schemas.microsoft.com/office/word/2015/wordml/symex" xmlns:wpg="http://schemas.microsoft.com/office/word/2010/wordprocessingGroup" xmlns:wpi="http://schemas.microsoft.com/office/word/2010/wordprocessingInk" xmlns:wne="http://schemas.microsoft.com/office/word/2006/wordml" xmlns:wps="http://schemas.microsoft.com/office/word/2010/wordprocessingShape" mc:Ignorable="w14 w15 w16se w16cid w16 w16cex w16sdtdh wp14">
   <w:footnote w:type="separator" w:id="-1">
     <w:p>
       <w:r>
@@ -986,7 +962,7 @@
 </file>
 
 <file path=word/header1.xml><?xml version="1.0" encoding="utf-8"?>
-<w:hdr xmlns:wpc="http://schemas.microsoft.com/office/word/2010/wordprocessingCanvas" xmlns:cx="http://schemas.microsoft.com/office/drawing/2014/chartex" xmlns:cx1="http://schemas.microsoft.com/office/drawing/2015/9/8/chartex" xmlns:cx2="http://schemas.microsoft.com/office/drawing/2015/10/21/chartex" xmlns:cx3="http://schemas.microsoft.com/office/drawing/2016/5/9/chartex" xmlns:cx4="http://schemas.microsoft.com/office/drawing/2016/5/10/chartex" xmlns:cx5="http://schemas.microsoft.com/office/drawing/2016/5/11/chartex" xmlns:cx6="http://schemas.microsoft.com/office/drawing/2016/5/12/chartex" xmlns:cx7="http://schemas.microsoft.com/office/drawing/2016/5/13/chartex" xmlns:cx8="http://schemas.microsoft.com/office/drawing/2016/5/14/chartex" xmlns:mc="http://schemas.openxmlformats.org/markup-compatibility/2006" xmlns:aink="http://schemas.microsoft.com/office/drawing/2016/ink" xmlns:am3d="http://schemas.microsoft.com/office/drawing/2017/model3d" xmlns:o="urn:schemas-microsoft-com:office:office" xmlns:r="http://schemas.openxmlformats.org/officeDocument/2006/relationships" xmlns:m="http://schemas.openxmlformats.org/officeDocument/2006/math" xmlns:v="urn:schemas-microsoft-com:vml" xmlns:wp14="http://schemas.microsoft.com/office/word/2010/wordprocessingDrawing" xmlns:wp="http://schemas.openxmlformats.org/drawingml/2006/wordprocessingDrawing" xmlns:w10="urn:schemas-microsoft-com:office:word" xmlns:w="http://schemas.openxmlformats.org/wordprocessingml/2006/main" xmlns:w14="http://schemas.microsoft.com/office/word/2010/wordml" xmlns:w15="http://schemas.microsoft.com/office/word/2012/wordml" xmlns:w16cid="http://schemas.microsoft.com/office/word/2016/wordml/cid" xmlns:w16se="http://schemas.microsoft.com/office/word/2015/wordml/symex" xmlns:wpg="http://schemas.microsoft.com/office/word/2010/wordprocessingGroup" xmlns:wpi="http://schemas.microsoft.com/office/word/2010/wordprocessingInk" xmlns:wne="http://schemas.microsoft.com/office/word/2006/wordml" xmlns:wps="http://schemas.microsoft.com/office/word/2010/wordprocessingShape" mc:Ignorable="w14 w15 w16se w16cid wp14">
+<w:hdr xmlns:wpc="http://schemas.microsoft.com/office/word/2010/wordprocessingCanvas" xmlns:cx="http://schemas.microsoft.com/office/drawing/2014/chartex" xmlns:cx1="http://schemas.microsoft.com/office/drawing/2015/9/8/chartex" xmlns:cx2="http://schemas.microsoft.com/office/drawing/2015/10/21/chartex" xmlns:cx3="http://schemas.microsoft.com/office/drawing/2016/5/9/chartex" xmlns:cx4="http://schemas.microsoft.com/office/drawing/2016/5/10/chartex" xmlns:cx5="http://schemas.microsoft.com/office/drawing/2016/5/11/chartex" xmlns:cx6="http://schemas.microsoft.com/office/drawing/2016/5/12/chartex" xmlns:cx7="http://schemas.microsoft.com/office/drawing/2016/5/13/chartex" xmlns:cx8="http://schemas.microsoft.com/office/drawing/2016/5/14/chartex" xmlns:mc="http://schemas.openxmlformats.org/markup-compatibility/2006" xmlns:aink="http://schemas.microsoft.com/office/drawing/2016/ink" xmlns:am3d="http://schemas.microsoft.com/office/drawing/2017/model3d" xmlns:o="urn:schemas-microsoft-com:office:office" xmlns:oel="http://schemas.microsoft.com/office/2019/extlst" xmlns:r="http://schemas.openxmlformats.org/officeDocument/2006/relationships" xmlns:m="http://schemas.openxmlformats.org/officeDocument/2006/math" xmlns:v="urn:schemas-microsoft-com:vml" xmlns:wp14="http://schemas.microsoft.com/office/word/2010/wordprocessingDrawing" xmlns:wp="http://schemas.openxmlformats.org/drawingml/2006/wordprocessingDrawing" xmlns:w10="urn:schemas-microsoft-com:office:word" xmlns:w="http://schemas.openxmlformats.org/wordprocessingml/2006/main" xmlns:w14="http://schemas.microsoft.com/office/word/2010/wordml" xmlns:w15="http://schemas.microsoft.com/office/word/2012/wordml" xmlns:w16cex="http://schemas.microsoft.com/office/word/2018/wordml/cex" xmlns:w16cid="http://schemas.microsoft.com/office/word/2016/wordml/cid" xmlns:w16="http://schemas.microsoft.com/office/word/2018/wordml" xmlns:w16sdtdh="http://schemas.microsoft.com/office/word/2020/wordml/sdtdatahash" xmlns:w16se="http://schemas.microsoft.com/office/word/2015/wordml/symex" xmlns:wpg="http://schemas.microsoft.com/office/word/2010/wordprocessingGroup" xmlns:wpi="http://schemas.microsoft.com/office/word/2010/wordprocessingInk" xmlns:wne="http://schemas.microsoft.com/office/word/2006/wordml" xmlns:wps="http://schemas.microsoft.com/office/word/2010/wordprocessingShape" mc:Ignorable="w14 w15 w16se w16cid w16 w16cex w16sdtdh wp14">
   <w:p>
     <w:pPr>
       <w:pStyle w:val="ETHBriefKopf1"/>
@@ -1472,7 +1448,7 @@
 </file>
 
 <file path=word/numbering.xml><?xml version="1.0" encoding="utf-8"?>
-<w:numbering xmlns:wpc="http://schemas.microsoft.com/office/word/2010/wordprocessingCanvas" xmlns:cx="http://schemas.microsoft.com/office/drawing/2014/chartex" xmlns:cx1="http://schemas.microsoft.com/office/drawing/2015/9/8/chartex" xmlns:cx2="http://schemas.microsoft.com/office/drawing/2015/10/21/chartex" xmlns:cx3="http://schemas.microsoft.com/office/drawing/2016/5/9/chartex" xmlns:cx4="http://schemas.microsoft.com/office/drawing/2016/5/10/chartex" xmlns:cx5="http://schemas.microsoft.com/office/drawing/2016/5/11/chartex" xmlns:cx6="http://schemas.microsoft.com/office/drawing/2016/5/12/chartex" xmlns:cx7="http://schemas.microsoft.com/office/drawing/2016/5/13/chartex" xmlns:cx8="http://schemas.microsoft.com/office/drawing/2016/5/14/chartex" xmlns:mc="http://schemas.openxmlformats.org/markup-compatibility/2006" xmlns:aink="http://schemas.microsoft.com/office/drawing/2016/ink" xmlns:am3d="http://schemas.microsoft.com/office/drawing/2017/model3d" xmlns:o="urn:schemas-microsoft-com:office:office" xmlns:r="http://schemas.openxmlformats.org/officeDocument/2006/relationships" xmlns:m="http://schemas.openxmlformats.org/officeDocument/2006/math" xmlns:v="urn:schemas-microsoft-com:vml" xmlns:wp14="http://schemas.microsoft.com/office/word/2010/wordprocessingDrawing" xmlns:wp="http://schemas.openxmlformats.org/drawingml/2006/wordprocessingDrawing" xmlns:w10="urn:schemas-microsoft-com:office:word" xmlns:w="http://schemas.openxmlformats.org/wordprocessingml/2006/main" xmlns:w14="http://schemas.microsoft.com/office/word/2010/wordml" xmlns:w15="http://schemas.microsoft.com/office/word/2012/wordml" xmlns:w16cid="http://schemas.microsoft.com/office/word/2016/wordml/cid" xmlns:w16se="http://schemas.microsoft.com/office/word/2015/wordml/symex" xmlns:wpg="http://schemas.microsoft.com/office/word/2010/wordprocessingGroup" xmlns:wpi="http://schemas.microsoft.com/office/word/2010/wordprocessingInk" xmlns:wne="http://schemas.microsoft.com/office/word/2006/wordml" xmlns:wps="http://schemas.microsoft.com/office/word/2010/wordprocessingShape" mc:Ignorable="w14 w15 w16se w16cid wp14">
+<w:numbering xmlns:wpc="http://schemas.microsoft.com/office/word/2010/wordprocessingCanvas" xmlns:cx="http://schemas.microsoft.com/office/drawing/2014/chartex" xmlns:cx1="http://schemas.microsoft.com/office/drawing/2015/9/8/chartex" xmlns:cx2="http://schemas.microsoft.com/office/drawing/2015/10/21/chartex" xmlns:cx3="http://schemas.microsoft.com/office/drawing/2016/5/9/chartex" xmlns:cx4="http://schemas.microsoft.com/office/drawing/2016/5/10/chartex" xmlns:cx5="http://schemas.microsoft.com/office/drawing/2016/5/11/chartex" xmlns:cx6="http://schemas.microsoft.com/office/drawing/2016/5/12/chartex" xmlns:cx7="http://schemas.microsoft.com/office/drawing/2016/5/13/chartex" xmlns:cx8="http://schemas.microsoft.com/office/drawing/2016/5/14/chartex" xmlns:mc="http://schemas.openxmlformats.org/markup-compatibility/2006" xmlns:aink="http://schemas.microsoft.com/office/drawing/2016/ink" xmlns:am3d="http://schemas.microsoft.com/office/drawing/2017/model3d" xmlns:o="urn:schemas-microsoft-com:office:office" xmlns:oel="http://schemas.microsoft.com/office/2019/extlst" xmlns:r="http://schemas.openxmlformats.org/officeDocument/2006/relationships" xmlns:m="http://schemas.openxmlformats.org/officeDocument/2006/math" xmlns:v="urn:schemas-microsoft-com:vml" xmlns:wp14="http://schemas.microsoft.com/office/word/2010/wordprocessingDrawing" xmlns:wp="http://schemas.openxmlformats.org/drawingml/2006/wordprocessingDrawing" xmlns:w10="urn:schemas-microsoft-com:office:word" xmlns:w="http://schemas.openxmlformats.org/wordprocessingml/2006/main" xmlns:w14="http://schemas.microsoft.com/office/word/2010/wordml" xmlns:w15="http://schemas.microsoft.com/office/word/2012/wordml" xmlns:w16cex="http://schemas.microsoft.com/office/word/2018/wordml/cex" xmlns:w16cid="http://schemas.microsoft.com/office/word/2016/wordml/cid" xmlns:w16="http://schemas.microsoft.com/office/word/2018/wordml" xmlns:w16sdtdh="http://schemas.microsoft.com/office/word/2020/wordml/sdtdatahash" xmlns:w16se="http://schemas.microsoft.com/office/word/2015/wordml/symex" xmlns:wpg="http://schemas.microsoft.com/office/word/2010/wordprocessingGroup" xmlns:wpi="http://schemas.microsoft.com/office/word/2010/wordprocessingInk" xmlns:wne="http://schemas.microsoft.com/office/word/2006/wordml" xmlns:wps="http://schemas.microsoft.com/office/word/2010/wordprocessingShape" mc:Ignorable="w14 w15 w16se w16cid w16 w16cex w16sdtdh wp14">
   <w:abstractNum w:abstractNumId="0" w15:restartNumberingAfterBreak="0">
     <w:nsid w:val="60FF6920"/>
     <w:multiLevelType w:val="hybridMultilevel"/>
@@ -1559,14 +1535,14 @@
       </w:pPr>
     </w:lvl>
   </w:abstractNum>
-  <w:num w:numId="1">
+  <w:num w:numId="1" w16cid:durableId="638606976">
     <w:abstractNumId w:val="0"/>
   </w:num>
 </w:numbering>
 </file>
 
 <file path=word/styles.xml><?xml version="1.0" encoding="utf-8"?>
-<w:styles xmlns:mc="http://schemas.openxmlformats.org/markup-compatibility/2006" xmlns:r="http://schemas.openxmlformats.org/officeDocument/2006/relationships" xmlns:w="http://schemas.openxmlformats.org/wordprocessingml/2006/main" xmlns:w14="http://schemas.microsoft.com/office/word/2010/wordml" xmlns:w15="http://schemas.microsoft.com/office/word/2012/wordml" xmlns:w16cid="http://schemas.microsoft.com/office/word/2016/wordml/cid" xmlns:w16se="http://schemas.microsoft.com/office/word/2015/wordml/symex" mc:Ignorable="w14 w15 w16se w16cid">
+<w:styles xmlns:mc="http://schemas.openxmlformats.org/markup-compatibility/2006" xmlns:r="http://schemas.openxmlformats.org/officeDocument/2006/relationships" xmlns:w="http://schemas.openxmlformats.org/wordprocessingml/2006/main" xmlns:w14="http://schemas.microsoft.com/office/word/2010/wordml" xmlns:w15="http://schemas.microsoft.com/office/word/2012/wordml" xmlns:w16cex="http://schemas.microsoft.com/office/word/2018/wordml/cex" xmlns:w16cid="http://schemas.microsoft.com/office/word/2016/wordml/cid" xmlns:w16="http://schemas.microsoft.com/office/word/2018/wordml" xmlns:w16sdtdh="http://schemas.microsoft.com/office/word/2020/wordml/sdtdatahash" xmlns:w16se="http://schemas.microsoft.com/office/word/2015/wordml/symex" mc:Ignorable="w14 w15 w16se w16cid w16 w16cex w16sdtdh">
   <w:docDefaults>
     <w:rPrDefault>
       <w:rPr>
@@ -1582,7 +1558,7 @@
       </w:pPr>
     </w:pPrDefault>
   </w:docDefaults>
-  <w:latentStyles w:defLockedState="0" w:defUIPriority="99" w:defSemiHidden="0" w:defUnhideWhenUsed="0" w:defQFormat="0" w:count="375">
+  <w:latentStyles w:defLockedState="0" w:defUIPriority="99" w:defSemiHidden="0" w:defUnhideWhenUsed="0" w:defQFormat="0" w:count="376">
     <w:lsdException w:name="Normal" w:uiPriority="0" w:qFormat="1"/>
     <w:lsdException w:name="heading 1" w:uiPriority="9" w:qFormat="1"/>
     <w:lsdException w:name="heading 2" w:semiHidden="1" w:uiPriority="9" w:unhideWhenUsed="1" w:qFormat="1"/>
@@ -1958,6 +1934,7 @@
     <w:lsdException w:name="Smart Hyperlink" w:semiHidden="1" w:unhideWhenUsed="1"/>
     <w:lsdException w:name="Hashtag" w:semiHidden="1" w:unhideWhenUsed="1"/>
     <w:lsdException w:name="Unresolved Mention" w:semiHidden="1" w:unhideWhenUsed="1"/>
+    <w:lsdException w:name="Smart Link" w:semiHidden="1" w:unhideWhenUsed="1"/>
   </w:latentStyles>
   <w:style w:type="paragraph" w:default="1" w:styleId="Normal">
     <w:name w:val="Normal"/>

--- a/Writing/letter_to_referees_v1.0.docx
+++ b/Writing/letter_to_referees_v1.0.docx
@@ -394,141 +394,27 @@
         <w:rPr>
           <w:rFonts w:ascii="Arial" w:hAnsi="Arial" w:cs="Arial"/>
         </w:rPr>
-        <w:t xml:space="preserve">The chemical industry faces a formidable challenge in decarbonisation due to its heavy reliance on fossil fuels, </w:t>
-      </w:r>
-      <w:r>
-        <w:rPr>
-          <w:rFonts w:ascii="Arial" w:hAnsi="Arial" w:cs="Arial"/>
-        </w:rPr>
-        <w:t>resulting</w:t>
-      </w:r>
-      <w:r>
-        <w:rPr>
-          <w:rFonts w:ascii="Arial" w:hAnsi="Arial" w:cs="Arial"/>
-        </w:rPr>
-        <w:t xml:space="preserve"> in 10% of the global GHG emissions. In this context, the evolving technological landscape and the targets set by the Paris Agreement have led to the emergence of numerous climate policies. Key platform chemicals, such as hydrogen, ammonia, and methanol, have immense potential for reducing emissions due to their substantial production volumes and </w:t>
-      </w:r>
-      <w:r>
-        <w:rPr>
-          <w:rFonts w:ascii="Arial" w:hAnsi="Arial" w:cs="Arial"/>
-        </w:rPr>
-        <w:t>associate</w:t>
-      </w:r>
-      <w:r>
-        <w:rPr>
-          <w:rFonts w:ascii="Arial" w:hAnsi="Arial" w:cs="Arial"/>
-        </w:rPr>
-        <w:t>d</w:t>
-      </w:r>
-      <w:r>
-        <w:rPr>
-          <w:rFonts w:ascii="Arial" w:hAnsi="Arial" w:cs="Arial"/>
-        </w:rPr>
-        <w:t xml:space="preserve"> emission</w:t>
-      </w:r>
-      <w:r>
-        <w:rPr>
-          <w:rFonts w:ascii="Arial" w:hAnsi="Arial" w:cs="Arial"/>
-        </w:rPr>
-        <w:t>s</w:t>
-      </w:r>
-      <w:r>
-        <w:rPr>
-          <w:rFonts w:ascii="Arial" w:hAnsi="Arial" w:cs="Arial"/>
-        </w:rPr>
-        <w:t>.</w:t>
-      </w:r>
-      <w:r>
-        <w:rPr>
-          <w:rFonts w:ascii="Arial" w:hAnsi="Arial" w:cs="Arial"/>
-        </w:rPr>
-        <w:t xml:space="preserve"> Low</w:t>
+        <w:t>The chemical industry faces a formidable challenge in decarbonisation due to its heavy reliance on fossil fuels, which results in 10% of global GHG emissions. In this context, the evolving technological landscape and the targets set by the Paris Agreement have led to the emergence of numerous climate policies. Key platform chemicals, such as hydrogen, ammonia, and methanol, have immense potential for reducing emissions due to their substantial production volumes and associated emissions. Low</w:t>
       </w:r>
       <w:r>
         <w:rPr>
           <w:rFonts w:ascii="Arial" w:hAnsi="Arial" w:cs="Arial"/>
         </w:rPr>
         <w:noBreakHyphen/>
-        <w:t>carbon production routes for these chemicals are developing at a tremendous pace and have been extensively evaluated through life cycle assessments (LCAs), consistently showing their environmental superiority compared to their fossil</w:t>
+        <w:t>carbon production routes for these chemicals are developing at a tremendous pace and have been extensively evaluate through life cycle assessments (LCAs), consistently showing their environmental superiority compared to their fossil</w:t>
       </w:r>
       <w:r>
         <w:rPr>
           <w:rFonts w:ascii="Arial" w:hAnsi="Arial" w:cs="Arial"/>
         </w:rPr>
         <w:noBreakHyphen/>
-        <w:t xml:space="preserve">based counterparts. However, most of these studies neglect to account for evolving impacts over time, overlooking the effect of decarbonisation in the energy system, transportation, and supply chains. As key sectors </w:t>
-      </w:r>
-      <w:r>
-        <w:rPr>
-          <w:rFonts w:ascii="Arial" w:hAnsi="Arial" w:cs="Arial"/>
-        </w:rPr>
-        <w:t xml:space="preserve">continue to </w:t>
-      </w:r>
-      <w:r>
-        <w:rPr>
-          <w:rFonts w:ascii="Arial" w:hAnsi="Arial" w:cs="Arial"/>
-        </w:rPr>
-        <w:t xml:space="preserve">decarbonise over time, the environmental footprint of chemical production routes will also diminish. Moreover, the performance of each technology </w:t>
-      </w:r>
-      <w:r>
-        <w:rPr>
-          <w:rFonts w:ascii="Arial" w:hAnsi="Arial" w:cs="Arial"/>
-        </w:rPr>
-        <w:t>will</w:t>
-      </w:r>
-      <w:r>
-        <w:rPr>
-          <w:rFonts w:ascii="Arial" w:hAnsi="Arial" w:cs="Arial"/>
-        </w:rPr>
-        <w:t xml:space="preserve"> evolve differentially, </w:t>
-      </w:r>
-      <w:r>
-        <w:rPr>
-          <w:rFonts w:ascii="Arial" w:hAnsi="Arial" w:cs="Arial"/>
-        </w:rPr>
-        <w:t xml:space="preserve">potentially </w:t>
-      </w:r>
-      <w:r>
-        <w:rPr>
-          <w:rFonts w:ascii="Arial" w:hAnsi="Arial" w:cs="Arial"/>
-        </w:rPr>
-        <w:t xml:space="preserve">rendering </w:t>
-      </w:r>
-      <w:r>
-        <w:rPr>
-          <w:rFonts w:ascii="Arial" w:hAnsi="Arial" w:cs="Arial"/>
-        </w:rPr>
-        <w:t>solutions considered suboptimal</w:t>
-      </w:r>
-      <w:r>
-        <w:rPr>
-          <w:rFonts w:ascii="Arial" w:hAnsi="Arial" w:cs="Arial"/>
-        </w:rPr>
-        <w:t xml:space="preserve"> today the </w:t>
-      </w:r>
-      <w:r>
-        <w:rPr>
-          <w:rFonts w:ascii="Arial" w:hAnsi="Arial" w:cs="Arial"/>
-        </w:rPr>
-        <w:t>best option</w:t>
-      </w:r>
-      <w:r>
-        <w:rPr>
-          <w:rFonts w:ascii="Arial" w:hAnsi="Arial" w:cs="Arial"/>
-        </w:rPr>
-        <w:t xml:space="preserve"> in the future. These results also show strong correlations with location, further emphasising the importance of integrating temporal and regional analys</w:t>
-      </w:r>
-      <w:r>
-        <w:rPr>
-          <w:rFonts w:ascii="Arial" w:hAnsi="Arial" w:cs="Arial"/>
-        </w:rPr>
-        <w:t>e</w:t>
-      </w:r>
-      <w:r>
-        <w:rPr>
-          <w:rFonts w:ascii="Arial" w:hAnsi="Arial" w:cs="Arial"/>
-        </w:rPr>
-        <w:t>s.</w:t>
+        <w:t>based counterparts. However, most of these studies neglect to account for evolving impacts over time, overlooking the effect of decarbonisation in the energy system, transportation, and supply chains. As key sectors continue to decarbonise over time, the environmental footprint of chemical production routes will also diminish.</w:t>
+      </w:r>
+      <w:r>
+        <w:rPr>
+          <w:rFonts w:ascii="Arial" w:hAnsi="Arial" w:cs="Arial"/>
+        </w:rPr>
+        <w:t xml:space="preserve"> Moreover, the performance of each technology will evolve differentially, potentially making solutions currently considered suboptimal the best choice in the future. These results also show strong correlations with location, further emphasising the importance of integrating temporal and regional analyses.</w:t>
       </w:r>
     </w:p>
     <w:p>
@@ -544,167 +430,47 @@
         <w:rPr>
           <w:rFonts w:ascii="Arial" w:hAnsi="Arial" w:cs="Arial"/>
         </w:rPr>
-        <w:t xml:space="preserve">Hence, in this study, we assess the environmental performance of fossil and green hydrogen, ammonia, and methanol production routes from 2020 to 2050 by performing a prospective LCA, considering projected </w:t>
-      </w:r>
-      <w:r>
-        <w:rPr>
-          <w:rFonts w:ascii="Arial" w:hAnsi="Arial" w:cs="Arial"/>
-        </w:rPr>
-        <w:t>decarbonisation</w:t>
-      </w:r>
-      <w:r>
-        <w:rPr>
-          <w:rFonts w:ascii="Arial" w:hAnsi="Arial" w:cs="Arial"/>
-        </w:rPr>
-        <w:t xml:space="preserve"> in key sectors under different climate </w:t>
-      </w:r>
-      <w:r>
-        <w:rPr>
-          <w:rFonts w:ascii="Arial" w:hAnsi="Arial" w:cs="Arial"/>
-        </w:rPr>
-        <w:t xml:space="preserve">policy </w:t>
-      </w:r>
-      <w:r>
-        <w:rPr>
-          <w:rFonts w:ascii="Arial" w:hAnsi="Arial" w:cs="Arial"/>
-        </w:rPr>
-        <w:t>scenarios and locations</w:t>
-      </w:r>
-      <w:r>
-        <w:rPr>
-          <w:rFonts w:ascii="Arial" w:hAnsi="Arial" w:cs="Arial"/>
-        </w:rPr>
-        <w:t xml:space="preserve"> worldwide</w:t>
-      </w:r>
-      <w:r>
-        <w:rPr>
-          <w:rFonts w:ascii="Arial" w:hAnsi="Arial" w:cs="Arial"/>
-        </w:rPr>
-        <w:t xml:space="preserve">. </w:t>
-      </w:r>
-      <w:r>
-        <w:rPr>
-          <w:rFonts w:ascii="Arial" w:hAnsi="Arial" w:cs="Arial"/>
-        </w:rPr>
-        <w:t>Our findings reveal that fossil</w:t>
+        <w:t>Hence, in this study, we assess the environmental performance of fossil and green hydrogen, ammonia, and methanol production routes from 2020 to 2050 by performing a prospective LCA, considering projected decarbonisation in key sectors under different climate policy scenarios and locations worldwide. Our findings reveal that fossil</w:t>
       </w:r>
       <w:r>
         <w:rPr>
           <w:rFonts w:ascii="Arial" w:hAnsi="Arial" w:cs="Arial"/>
         </w:rPr>
         <w:noBreakHyphen/>
-        <w:t>based</w:t>
-      </w:r>
-      <w:r>
-        <w:rPr>
-          <w:rFonts w:ascii="Arial" w:hAnsi="Arial" w:cs="Arial"/>
-        </w:rPr>
-        <w:t xml:space="preserve"> routes are projected to show </w:t>
-      </w:r>
-      <w:r>
-        <w:rPr>
-          <w:rFonts w:ascii="Arial" w:hAnsi="Arial" w:cs="Arial"/>
-        </w:rPr>
-        <w:t>marginal</w:t>
-      </w:r>
-      <w:r>
-        <w:rPr>
-          <w:rFonts w:ascii="Arial" w:hAnsi="Arial" w:cs="Arial"/>
-        </w:rPr>
-        <w:t xml:space="preserve"> improvements in environmental impacts over time with a maximum reduction </w:t>
-      </w:r>
-      <w:r>
-        <w:rPr>
-          <w:rFonts w:ascii="Arial" w:hAnsi="Arial" w:cs="Arial"/>
-        </w:rPr>
-        <w:t xml:space="preserve">potential </w:t>
-      </w:r>
-      <w:r>
-        <w:rPr>
-          <w:rFonts w:ascii="Arial" w:hAnsi="Arial" w:cs="Arial"/>
-        </w:rPr>
-        <w:t>of 11% in climate change impacts</w:t>
-      </w:r>
-      <w:r>
-        <w:rPr>
-          <w:rFonts w:ascii="Arial" w:hAnsi="Arial" w:cs="Arial"/>
-        </w:rPr>
-        <w:t xml:space="preserve"> by 2050</w:t>
-      </w:r>
-      <w:r>
-        <w:rPr>
-          <w:rFonts w:ascii="Arial" w:hAnsi="Arial" w:cs="Arial"/>
-        </w:rPr>
-        <w:t xml:space="preserve"> even under </w:t>
-      </w:r>
-      <w:r>
-        <w:rPr>
-          <w:rFonts w:ascii="Arial" w:hAnsi="Arial" w:cs="Arial"/>
-        </w:rPr>
-        <w:t>aggressive climate policies</w:t>
-      </w:r>
-      <w:r>
-        <w:rPr>
-          <w:rFonts w:ascii="Arial" w:hAnsi="Arial" w:cs="Arial"/>
-        </w:rPr>
-        <w:t>.</w:t>
-      </w:r>
-      <w:r>
-        <w:rPr>
-          <w:rFonts w:ascii="Arial" w:hAnsi="Arial" w:cs="Arial"/>
-        </w:rPr>
-        <w:t xml:space="preserve"> Transitioning to green pathways utilising solar and wind</w:t>
+        <w:t>based routes are projected to exhibit marginal improvements in environmental impacts over time, with a maximum reduction potential of 11% in climate change impacts by 2050, even under aggressive climate policies. Transitioning to green pathways utilising solar and wind</w:t>
       </w:r>
       <w:r>
         <w:rPr>
           <w:rFonts w:ascii="Arial" w:hAnsi="Arial" w:cs="Arial"/>
         </w:rPr>
         <w:noBreakHyphen/>
-        <w:t xml:space="preserve">based technologies are projected to show substantial reductions, </w:t>
-      </w:r>
-      <w:r>
-        <w:rPr>
-          <w:rFonts w:ascii="Arial" w:hAnsi="Arial" w:cs="Arial"/>
-        </w:rPr>
-        <w:t>particularly solar</w:t>
+        <w:t>based technologies is projected to show substantial reductions, particularly solar</w:t>
       </w:r>
       <w:r>
         <w:rPr>
           <w:rFonts w:ascii="Arial" w:hAnsi="Arial" w:cs="Arial"/>
         </w:rPr>
         <w:noBreakHyphen/>
-        <w:t xml:space="preserve">based routes potentially decreasing impacts by at least 50%. We also consider impact categories beyond climate change, highlighting that green routes in certain categories might have </w:t>
-      </w:r>
-      <w:r>
-        <w:rPr>
-          <w:rFonts w:ascii="Arial" w:hAnsi="Arial" w:cs="Arial"/>
-        </w:rPr>
-        <w:t>similar</w:t>
-      </w:r>
-      <w:r>
-        <w:rPr>
-          <w:rFonts w:ascii="Arial" w:hAnsi="Arial" w:cs="Arial"/>
-        </w:rPr>
-        <w:t xml:space="preserve"> or higher impacts compared to their fossil</w:t>
+        <w:t xml:space="preserve">based routes, potentially decreasing impacts by at least 50%. </w:t>
+      </w:r>
+      <w:r>
+        <w:rPr>
+          <w:rFonts w:ascii="Arial" w:hAnsi="Arial" w:cs="Arial"/>
+        </w:rPr>
+        <w:t>We also consider impact categories beyond climate change, highlighting that in certain categories, green routes might have similar or higher impacts compared to their fossil</w:t>
       </w:r>
       <w:r>
         <w:rPr>
           <w:rFonts w:ascii="Arial" w:hAnsi="Arial" w:cs="Arial"/>
         </w:rPr>
         <w:noBreakHyphen/>
-        <w:t xml:space="preserve">based counterparts. </w:t>
-      </w:r>
-      <w:r>
-        <w:rPr>
-          <w:rFonts w:ascii="Arial" w:hAnsi="Arial" w:cs="Arial"/>
-        </w:rPr>
-        <w:t xml:space="preserve">Thereby, underscoring the disadvantages of considering climate change as a proxy for environmental performance. </w:t>
-      </w:r>
-      <w:r>
-        <w:rPr>
-          <w:rFonts w:ascii="Arial" w:hAnsi="Arial" w:cs="Arial"/>
-        </w:rPr>
-        <w:t>Additionally, our region assessment emphasises how location</w:t>
+        <w:t xml:space="preserve">based counterparts, underscoring the </w:t>
+      </w:r>
+      <w:r>
+        <w:rPr>
+          <w:rFonts w:ascii="Arial" w:hAnsi="Arial" w:cs="Arial"/>
+        </w:rPr>
+        <w:t>disadvantages of considering climate change as a proxy for environmental performance. Additionally, our regional assessment emphasises how location</w:t>
       </w:r>
       <w:r>
         <w:rPr>
@@ -727,51 +493,37 @@
         <w:rPr>
           <w:rFonts w:ascii="Arial" w:hAnsi="Arial" w:cs="Arial"/>
         </w:rPr>
-        <w:t>Overall, ou</w:t>
-      </w:r>
-      <w:r>
-        <w:rPr>
-          <w:rFonts w:ascii="Arial" w:hAnsi="Arial" w:cs="Arial"/>
-        </w:rPr>
-        <w:t xml:space="preserve">r study underscores the </w:t>
-      </w:r>
-      <w:r>
-        <w:rPr>
-          <w:rFonts w:ascii="Arial" w:hAnsi="Arial" w:cs="Arial"/>
-        </w:rPr>
-        <w:t>importance of considering temporal and regional factors in evaluating environmental impacts</w:t>
-      </w:r>
-      <w:r>
-        <w:rPr>
-          <w:rFonts w:ascii="Arial" w:hAnsi="Arial" w:cs="Arial"/>
-        </w:rPr>
-        <w:t>.</w:t>
-      </w:r>
-      <w:r>
-        <w:rPr>
-          <w:rFonts w:ascii="Arial" w:hAnsi="Arial" w:cs="Arial"/>
-        </w:rPr>
-        <w:t xml:space="preserve"> This work calls for extended collaborative efforts among stakeholders including policymakers, investors, and academia to make optimal decisions for the grand transition towards a sustainable chemical industry.</w:t>
-      </w:r>
-      <w:r>
-        <w:rPr>
-          <w:rFonts w:ascii="Arial" w:hAnsi="Arial" w:cs="Arial"/>
-        </w:rPr>
-        <w:t xml:space="preserve"> Please find attached the manuscript, supplementary </w:t>
-      </w:r>
-      <w:proofErr w:type="gramStart"/>
-      <w:r>
-        <w:rPr>
-          <w:rFonts w:ascii="Arial" w:hAnsi="Arial" w:cs="Arial"/>
-        </w:rPr>
-        <w:t>information</w:t>
-      </w:r>
-      <w:proofErr w:type="gramEnd"/>
-      <w:r>
-        <w:rPr>
-          <w:rFonts w:ascii="Arial" w:hAnsi="Arial" w:cs="Arial"/>
-        </w:rPr>
-        <w:t xml:space="preserve"> and table of content entry.</w:t>
+        <w:t xml:space="preserve">Overall, our study underscores the importance of considering temporal and regional factors in evaluating environmental impacts. This work calls for extended collaborative efforts among stakeholders, including policymakers, investors, and academia, to make optimal decisions for the grand transition towards a </w:t>
+      </w:r>
+      <w:r>
+        <w:rPr>
+          <w:rFonts w:ascii="Arial" w:hAnsi="Arial" w:cs="Arial"/>
+        </w:rPr>
+        <w:t>sustainable</w:t>
+      </w:r>
+      <w:r>
+        <w:rPr>
+          <w:rFonts w:ascii="Arial" w:hAnsi="Arial" w:cs="Arial"/>
+        </w:rPr>
+        <w:t xml:space="preserve"> chemical industry. </w:t>
+      </w:r>
+      <w:r>
+        <w:rPr>
+          <w:rFonts w:ascii="Arial" w:hAnsi="Arial" w:cs="Arial"/>
+        </w:rPr>
+        <w:t>Please find attached the manuscript, supplementary information, and table of content</w:t>
+      </w:r>
+      <w:r>
+        <w:rPr>
+          <w:rFonts w:ascii="Arial" w:hAnsi="Arial" w:cs="Arial"/>
+        </w:rPr>
+        <w:t>s</w:t>
+      </w:r>
+      <w:r>
+        <w:rPr>
+          <w:rFonts w:ascii="Arial" w:hAnsi="Arial" w:cs="Arial"/>
+        </w:rPr>
+        <w:t xml:space="preserve"> entry.</w:t>
       </w:r>
     </w:p>
     <w:p>

--- a/Writing/letter_to_referees_v1.0.docx
+++ b/Writing/letter_to_referees_v1.0.docx
@@ -401,7 +401,19 @@
           <w:rFonts w:ascii="Arial" w:hAnsi="Arial" w:cs="Arial"/>
         </w:rPr>
         <w:noBreakHyphen/>
-        <w:t>carbon production routes for these chemicals are developing at a tremendous pace and have been extensively evaluate through life cycle assessments (LCAs), consistently showing their environmental superiority compared to their fossil</w:t>
+        <w:t>carbon production routes for these chemicals are developing at a tremendous pace and have been extensively evaluate</w:t>
+      </w:r>
+      <w:r>
+        <w:rPr>
+          <w:rFonts w:ascii="Arial" w:hAnsi="Arial" w:cs="Arial"/>
+        </w:rPr>
+        <w:t>d</w:t>
+      </w:r>
+      <w:r>
+        <w:rPr>
+          <w:rFonts w:ascii="Arial" w:hAnsi="Arial" w:cs="Arial"/>
+        </w:rPr>
+        <w:t xml:space="preserve"> through life cycle assessments (LCAs), consistently showing their environmental superiority compared to their fossil</w:t>
       </w:r>
       <w:r>
         <w:rPr>
@@ -437,7 +449,31 @@
           <w:rFonts w:ascii="Arial" w:hAnsi="Arial" w:cs="Arial"/>
         </w:rPr>
         <w:noBreakHyphen/>
-        <w:t>based routes are projected to exhibit marginal improvements in environmental impacts over time, with a maximum reduction potential of 11% in climate change impacts by 2050, even under aggressive climate policies. Transitioning to green pathways utilising solar and wind</w:t>
+        <w:t xml:space="preserve">based routes are projected to exhibit marginal improvements in environmental impacts over time, with a maximum reduction potential of </w:t>
+      </w:r>
+      <w:r>
+        <w:rPr>
+          <w:rFonts w:ascii="Arial" w:hAnsi="Arial" w:cs="Arial"/>
+        </w:rPr>
+        <w:t xml:space="preserve">only </w:t>
+      </w:r>
+      <w:r>
+        <w:rPr>
+          <w:rFonts w:ascii="Arial" w:hAnsi="Arial" w:cs="Arial"/>
+        </w:rPr>
+        <w:t xml:space="preserve">11% in climate change impacts by 2050, even under aggressive climate policies. </w:t>
+      </w:r>
+      <w:r>
+        <w:rPr>
+          <w:rFonts w:ascii="Arial" w:hAnsi="Arial" w:cs="Arial"/>
+        </w:rPr>
+        <w:t>In contrast, t</w:t>
+      </w:r>
+      <w:r>
+        <w:rPr>
+          <w:rFonts w:ascii="Arial" w:hAnsi="Arial" w:cs="Arial"/>
+        </w:rPr>
+        <w:t>ransitioning to green pathways utilising solar and wind</w:t>
       </w:r>
       <w:r>
         <w:rPr>
